--- a/public/templates/forms/A-093-RoleBasedAccessControlDocumentation-FORM.docx
+++ b/public/templates/forms/A-093-RoleBasedAccessControlDocumentation-FORM.docx
@@ -81,7 +81,7 @@
                 <w:sz w:val="24"/>
                 <w:szCs w:val="24"/>
               </w:rPr>
-              <w:t xml:space="preserve">{agencyName}</w:t>
+              <w:t xml:space="preserve">[Agency Name]</w:t>
             </w:r>
             <w:r>
               <w:rPr>
@@ -99,7 +99,7 @@
                 <w:sz w:val="24"/>
                 <w:szCs w:val="24"/>
               </w:rPr>
-              <w:t xml:space="preserve">{signingOfficialTitle}</w:t>
+              <w:t xml:space="preserve">[signing official / title]</w:t>
             </w:r>
             <w:r>
               <w:rPr>
@@ -130,7 +130,7 @@
                 <w:sz w:val="24"/>
                 <w:szCs w:val="24"/>
               </w:rPr>
-              <w:t xml:space="preserve">{version}    </w:t>
+              <w:t xml:space="preserve">[#]    </w:t>
             </w:r>
             <w:r>
               <w:rPr>
@@ -148,7 +148,7 @@
                 <w:sz w:val="24"/>
                 <w:szCs w:val="24"/>
               </w:rPr>
-              <w:t xml:space="preserve">{effectiveDate}    </w:t>
+              <w:t xml:space="preserve">[Date]    </w:t>
             </w:r>
             <w:r>
               <w:rPr>
@@ -166,7 +166,7 @@
                 <w:sz w:val="24"/>
                 <w:szCs w:val="24"/>
               </w:rPr>
-              <w:t xml:space="preserve">{effectiveDate}</w:t>
+              <w:t xml:space="preserve">[Date]</w:t>
             </w:r>
           </w:p>
           <w:p>
@@ -2673,7 +2673,7 @@
           <w:sz w:val="24"/>
           <w:szCs w:val="24"/>
         </w:rPr>
-        <w:t xml:space="preserve">As-built role enforcement on this system is validated against the Access Control Policy and the Access Entitlement Matrix at least [quarterly] by the {ownerRole}. Least-privilege reviews and any resulting changes are recorded in the Privilege Review Records and in the Change History below.</w:t>
+        <w:t xml:space="preserve">As-built role enforcement on this system is validated against the Access Control Policy and the Access Entitlement Matrix at least [quarterly] by the [Owner role]. Least-privilege reviews and any resulting changes are recorded in the Privilege Review Records and in the Change History below.</w:t>
       </w:r>
     </w:p>
     <w:p>
@@ -3592,7 +3592,7 @@
                 <w:sz w:val="24"/>
                 <w:szCs w:val="24"/>
               </w:rPr>
-              <w:t xml:space="preserve">{version}</w:t>
+              <w:t xml:space="preserve">[#]</w:t>
             </w:r>
           </w:p>
         </w:tc>
@@ -3619,7 +3619,7 @@
                 <w:sz w:val="24"/>
                 <w:szCs w:val="24"/>
               </w:rPr>
-              <w:t xml:space="preserve">{effectiveDate}</w:t>
+              <w:t xml:space="preserve">[Date]</w:t>
             </w:r>
           </w:p>
         </w:tc>
@@ -3646,7 +3646,7 @@
                 <w:sz w:val="24"/>
                 <w:szCs w:val="24"/>
               </w:rPr>
-              <w:t xml:space="preserve">{reviewerRole}</w:t>
+              <w:t xml:space="preserve">[Role]</w:t>
             </w:r>
           </w:p>
         </w:tc>
@@ -3673,7 +3673,7 @@
                 <w:sz w:val="24"/>
                 <w:szCs w:val="24"/>
               </w:rPr>
-              <w:t xml:space="preserve">{revisionNote}</w:t>
+              <w:t xml:space="preserve">[Initial issue]</w:t>
             </w:r>
           </w:p>
         </w:tc>

--- a/public/templates/forms/A-093-RoleBasedAccessControlDocumentation-FORM.docx
+++ b/public/templates/forms/A-093-RoleBasedAccessControlDocumentation-FORM.docx
@@ -34,6 +34,9 @@
         <w:gridCol w:w="9360"/>
       </w:tblGrid>
       <w:tr>
+        <w:trPr>
+          <w:cantSplit/>
+        </w:trPr>
         <w:tc>
           <w:tcPr>
             <w:tcW w:type="dxa" w:w="9360"/>
@@ -266,6 +269,9 @@
         <w:gridCol w:w="9360"/>
       </w:tblGrid>
       <w:tr>
+        <w:trPr>
+          <w:cantSplit/>
+        </w:trPr>
         <w:tc>
           <w:tcPr>
             <w:tcW w:type="dxa" w:w="9360"/>
@@ -404,17 +410,9 @@
     </w:tbl>
     <w:p>
       <w:pPr>
-        <w:spacing w:before="220" w:after="100"/>
+        <w:pStyle w:val="Heading2"/>
       </w:pPr>
       <w:r>
-        <w:rPr>
-          <w:rFonts w:ascii="Aptos" w:cs="Aptos" w:eastAsia="Aptos" w:hAnsi="Aptos"/>
-          <w:b/>
-          <w:bCs/>
-          <w:color w:val="1B3A5C"/>
-          <w:sz w:val="26"/>
-          <w:szCs w:val="26"/>
-        </w:rPr>
         <w:t xml:space="preserve">1. Purpose and Scope</w:t>
       </w:r>
     </w:p>
@@ -481,6 +479,9 @@
         <w:gridCol w:w="2500"/>
       </w:tblGrid>
       <w:tr>
+        <w:trPr>
+          <w:cantSplit/>
+        </w:trPr>
         <w:tc>
           <w:tcPr>
             <w:tcW w:type="dxa" w:w="4360"/>
@@ -576,6 +577,9 @@
         </w:tc>
       </w:tr>
       <w:tr>
+        <w:trPr>
+          <w:cantSplit/>
+        </w:trPr>
         <w:tc>
           <w:tcPr>
             <w:tcW w:type="dxa" w:w="4360"/>
@@ -659,6 +663,9 @@
         </w:tc>
       </w:tr>
       <w:tr>
+        <w:trPr>
+          <w:cantSplit/>
+        </w:trPr>
         <w:tc>
           <w:tcPr>
             <w:tcW w:type="dxa" w:w="4360"/>
@@ -744,17 +751,9 @@
     </w:tbl>
     <w:p>
       <w:pPr>
-        <w:spacing w:before="220" w:after="100"/>
+        <w:pStyle w:val="Heading2"/>
       </w:pPr>
       <w:r>
-        <w:rPr>
-          <w:rFonts w:ascii="Aptos" w:cs="Aptos" w:eastAsia="Aptos" w:hAnsi="Aptos"/>
-          <w:b/>
-          <w:bCs/>
-          <w:color w:val="1B3A5C"/>
-          <w:sz w:val="26"/>
-          <w:szCs w:val="26"/>
-        </w:rPr>
         <w:t xml:space="preserve">2. System Identification</w:t>
       </w:r>
     </w:p>
@@ -791,6 +790,10 @@
         <w:gridCol w:w="6360"/>
       </w:tblGrid>
       <w:tr>
+        <w:trPr>
+          <w:cantSplit/>
+          <w:tblHeader/>
+        </w:trPr>
         <w:tc>
           <w:tcPr>
             <w:tcW w:type="dxa" w:w="3000"/>
@@ -855,6 +858,9 @@
         </w:tc>
       </w:tr>
       <w:tr>
+        <w:trPr>
+          <w:cantSplit/>
+        </w:trPr>
         <w:tc>
           <w:tcPr>
             <w:tcW w:type="dxa" w:w="3000"/>
@@ -911,6 +917,9 @@
         </w:tc>
       </w:tr>
       <w:tr>
+        <w:trPr>
+          <w:cantSplit/>
+        </w:trPr>
         <w:tc>
           <w:tcPr>
             <w:tcW w:type="dxa" w:w="3000"/>
@@ -967,6 +976,9 @@
         </w:tc>
       </w:tr>
       <w:tr>
+        <w:trPr>
+          <w:cantSplit/>
+        </w:trPr>
         <w:tc>
           <w:tcPr>
             <w:tcW w:type="dxa" w:w="3000"/>
@@ -1023,6 +1035,9 @@
         </w:tc>
       </w:tr>
       <w:tr>
+        <w:trPr>
+          <w:cantSplit/>
+        </w:trPr>
         <w:tc>
           <w:tcPr>
             <w:tcW w:type="dxa" w:w="3000"/>
@@ -1079,6 +1094,9 @@
         </w:tc>
       </w:tr>
       <w:tr>
+        <w:trPr>
+          <w:cantSplit/>
+        </w:trPr>
         <w:tc>
           <w:tcPr>
             <w:tcW w:type="dxa" w:w="3000"/>
@@ -1135,6 +1153,9 @@
         </w:tc>
       </w:tr>
       <w:tr>
+        <w:trPr>
+          <w:cantSplit/>
+        </w:trPr>
         <w:tc>
           <w:tcPr>
             <w:tcW w:type="dxa" w:w="3000"/>
@@ -1191,6 +1212,9 @@
         </w:tc>
       </w:tr>
       <w:tr>
+        <w:trPr>
+          <w:cantSplit/>
+        </w:trPr>
         <w:tc>
           <w:tcPr>
             <w:tcW w:type="dxa" w:w="3000"/>
@@ -1249,17 +1273,9 @@
     </w:tbl>
     <w:p>
       <w:pPr>
-        <w:spacing w:before="220" w:after="100"/>
+        <w:pStyle w:val="Heading2"/>
       </w:pPr>
       <w:r>
-        <w:rPr>
-          <w:rFonts w:ascii="Aptos" w:cs="Aptos" w:eastAsia="Aptos" w:hAnsi="Aptos"/>
-          <w:b/>
-          <w:bCs/>
-          <w:color w:val="1B3A5C"/>
-          <w:sz w:val="26"/>
-          <w:szCs w:val="26"/>
-        </w:rPr>
         <w:t xml:space="preserve">3. As-Built Role Enforcement</w:t>
       </w:r>
     </w:p>
@@ -1298,6 +1314,9 @@
         <w:gridCol w:w="2000"/>
       </w:tblGrid>
       <w:tr>
+        <w:trPr>
+          <w:cantSplit/>
+        </w:trPr>
         <w:tc>
           <w:tcPr>
             <w:tcW w:type="dxa" w:w="2200"/>
@@ -1424,6 +1443,9 @@
         </w:tc>
       </w:tr>
       <w:tr>
+        <w:trPr>
+          <w:cantSplit/>
+        </w:trPr>
         <w:tc>
           <w:tcPr>
             <w:tcW w:type="dxa" w:w="2200"/>
@@ -1534,6 +1556,9 @@
         </w:tc>
       </w:tr>
       <w:tr>
+        <w:trPr>
+          <w:cantSplit/>
+        </w:trPr>
         <w:tc>
           <w:tcPr>
             <w:tcW w:type="dxa" w:w="2200"/>
@@ -1644,6 +1669,9 @@
         </w:tc>
       </w:tr>
       <w:tr>
+        <w:trPr>
+          <w:cantSplit/>
+        </w:trPr>
         <w:tc>
           <w:tcPr>
             <w:tcW w:type="dxa" w:w="2200"/>
@@ -1756,17 +1784,9 @@
     </w:tbl>
     <w:p>
       <w:pPr>
-        <w:spacing w:before="220" w:after="100"/>
+        <w:pStyle w:val="Heading2"/>
       </w:pPr>
       <w:r>
-        <w:rPr>
-          <w:rFonts w:ascii="Aptos" w:cs="Aptos" w:eastAsia="Aptos" w:hAnsi="Aptos"/>
-          <w:b/>
-          <w:bCs/>
-          <w:color w:val="1B3A5C"/>
-          <w:sz w:val="26"/>
-          <w:szCs w:val="26"/>
-        </w:rPr>
         <w:t xml:space="preserve">4. Separation-of-Duties Pairing</w:t>
       </w:r>
     </w:p>
@@ -1804,6 +1824,9 @@
         <w:gridCol w:w="4160"/>
       </w:tblGrid>
       <w:tr>
+        <w:trPr>
+          <w:cantSplit/>
+        </w:trPr>
         <w:tc>
           <w:tcPr>
             <w:tcW w:type="dxa" w:w="2600"/>
@@ -1899,6 +1922,9 @@
         </w:tc>
       </w:tr>
       <w:tr>
+        <w:trPr>
+          <w:cantSplit/>
+        </w:trPr>
         <w:tc>
           <w:tcPr>
             <w:tcW w:type="dxa" w:w="2600"/>
@@ -1982,6 +2008,9 @@
         </w:tc>
       </w:tr>
       <w:tr>
+        <w:trPr>
+          <w:cantSplit/>
+        </w:trPr>
         <w:tc>
           <w:tcPr>
             <w:tcW w:type="dxa" w:w="2600"/>
@@ -2065,6 +2094,9 @@
         </w:tc>
       </w:tr>
       <w:tr>
+        <w:trPr>
+          <w:cantSplit/>
+        </w:trPr>
         <w:tc>
           <w:tcPr>
             <w:tcW w:type="dxa" w:w="2600"/>
@@ -2150,17 +2182,9 @@
     </w:tbl>
     <w:p>
       <w:pPr>
-        <w:spacing w:before="220" w:after="100"/>
+        <w:pStyle w:val="Heading2"/>
       </w:pPr>
       <w:r>
-        <w:rPr>
-          <w:rFonts w:ascii="Aptos" w:cs="Aptos" w:eastAsia="Aptos" w:hAnsi="Aptos"/>
-          <w:b/>
-          <w:bCs/>
-          <w:color w:val="1B3A5C"/>
-          <w:sz w:val="26"/>
-          <w:szCs w:val="26"/>
-        </w:rPr>
         <w:t xml:space="preserve">5. Approved Baseline and Deviation Log</w:t>
       </w:r>
     </w:p>
@@ -2200,6 +2224,9 @@
         <w:gridCol w:w="1600"/>
       </w:tblGrid>
       <w:tr>
+        <w:trPr>
+          <w:cantSplit/>
+        </w:trPr>
         <w:tc>
           <w:tcPr>
             <w:tcW w:type="dxa" w:w="1900"/>
@@ -2357,6 +2384,9 @@
         </w:tc>
       </w:tr>
       <w:tr>
+        <w:trPr>
+          <w:cantSplit/>
+        </w:trPr>
         <w:tc>
           <w:tcPr>
             <w:tcW w:type="dxa" w:w="1900"/>
@@ -2494,6 +2524,9 @@
         </w:tc>
       </w:tr>
       <w:tr>
+        <w:trPr>
+          <w:cantSplit/>
+        </w:trPr>
         <w:tc>
           <w:tcPr>
             <w:tcW w:type="dxa" w:w="1900"/>
@@ -2633,17 +2666,9 @@
     </w:tbl>
     <w:p>
       <w:pPr>
-        <w:spacing w:before="220" w:after="100"/>
+        <w:pStyle w:val="Heading2"/>
       </w:pPr>
       <w:r>
-        <w:rPr>
-          <w:rFonts w:ascii="Aptos" w:cs="Aptos" w:eastAsia="Aptos" w:hAnsi="Aptos"/>
-          <w:b/>
-          <w:bCs/>
-          <w:color w:val="1B3A5C"/>
-          <w:sz w:val="26"/>
-          <w:szCs w:val="26"/>
-        </w:rPr>
         <w:t xml:space="preserve">6. Validation and Review</w:t>
       </w:r>
     </w:p>
@@ -2678,17 +2703,9 @@
     </w:p>
     <w:p>
       <w:pPr>
-        <w:spacing w:before="220" w:after="100"/>
+        <w:pStyle w:val="Heading2"/>
       </w:pPr>
       <w:r>
-        <w:rPr>
-          <w:rFonts w:ascii="Aptos" w:cs="Aptos" w:eastAsia="Aptos" w:hAnsi="Aptos"/>
-          <w:b/>
-          <w:bCs/>
-          <w:color w:val="1B3A5C"/>
-          <w:sz w:val="26"/>
-          <w:szCs w:val="26"/>
-        </w:rPr>
         <w:t xml:space="preserve">Profile Scaling Notes</w:t>
       </w:r>
     </w:p>
@@ -2725,6 +2742,9 @@
         <w:gridCol w:w="6360"/>
       </w:tblGrid>
       <w:tr>
+        <w:trPr>
+          <w:cantSplit/>
+        </w:trPr>
         <w:tc>
           <w:tcPr>
             <w:tcW w:type="dxa" w:w="3000"/>
@@ -2789,6 +2809,9 @@
         </w:tc>
       </w:tr>
       <w:tr>
+        <w:trPr>
+          <w:cantSplit/>
+        </w:trPr>
         <w:tc>
           <w:tcPr>
             <w:tcW w:type="dxa" w:w="3000"/>
@@ -2845,6 +2868,9 @@
         </w:tc>
       </w:tr>
       <w:tr>
+        <w:trPr>
+          <w:cantSplit/>
+        </w:trPr>
         <w:tc>
           <w:tcPr>
             <w:tcW w:type="dxa" w:w="3000"/>
@@ -2901,6 +2927,9 @@
         </w:tc>
       </w:tr>
       <w:tr>
+        <w:trPr>
+          <w:cantSplit/>
+        </w:trPr>
         <w:tc>
           <w:tcPr>
             <w:tcW w:type="dxa" w:w="3000"/>
@@ -2978,6 +3007,9 @@
         <w:gridCol w:w="9360"/>
       </w:tblGrid>
       <w:tr>
+        <w:trPr>
+          <w:cantSplit/>
+        </w:trPr>
         <w:tc>
           <w:tcPr>
             <w:tcW w:type="dxa" w:w="9360"/>
@@ -3067,17 +3099,9 @@
     </w:tbl>
     <w:p>
       <w:pPr>
-        <w:spacing w:before="220" w:after="100"/>
+        <w:pStyle w:val="Heading2"/>
       </w:pPr>
       <w:r>
-        <w:rPr>
-          <w:rFonts w:ascii="Aptos" w:cs="Aptos" w:eastAsia="Aptos" w:hAnsi="Aptos"/>
-          <w:b/>
-          <w:bCs/>
-          <w:color w:val="1B3A5C"/>
-          <w:sz w:val="26"/>
-          <w:szCs w:val="26"/>
-        </w:rPr>
         <w:t xml:space="preserve">Approval Signatures</w:t>
       </w:r>
     </w:p>
@@ -3100,6 +3124,9 @@
         <w:gridCol w:w="2120"/>
       </w:tblGrid>
       <w:tr>
+        <w:trPr>
+          <w:cantSplit/>
+        </w:trPr>
         <w:tc>
           <w:tcPr>
             <w:tcW w:type="dxa" w:w="3000"/>
@@ -3226,6 +3253,9 @@
         </w:tc>
       </w:tr>
       <w:tr>
+        <w:trPr>
+          <w:cantSplit/>
+        </w:trPr>
         <w:tc>
           <w:tcPr>
             <w:tcW w:type="dxa" w:w="3000"/>
@@ -3309,6 +3339,9 @@
         </w:tc>
       </w:tr>
       <w:tr>
+        <w:trPr>
+          <w:cantSplit/>
+        </w:trPr>
         <w:tc>
           <w:tcPr>
             <w:tcW w:type="dxa" w:w="3000"/>
@@ -3394,17 +3427,9 @@
     </w:tbl>
     <w:p>
       <w:pPr>
-        <w:spacing w:before="220" w:after="100"/>
+        <w:pStyle w:val="Heading2"/>
       </w:pPr>
       <w:r>
-        <w:rPr>
-          <w:rFonts w:ascii="Aptos" w:cs="Aptos" w:eastAsia="Aptos" w:hAnsi="Aptos"/>
-          <w:b/>
-          <w:bCs/>
-          <w:color w:val="1B3A5C"/>
-          <w:sz w:val="26"/>
-          <w:szCs w:val="26"/>
-        </w:rPr>
         <w:t xml:space="preserve">Change History</w:t>
       </w:r>
     </w:p>
@@ -3443,6 +3468,9 @@
         <w:gridCol w:w="4360"/>
       </w:tblGrid>
       <w:tr>
+        <w:trPr>
+          <w:cantSplit/>
+        </w:trPr>
         <w:tc>
           <w:tcPr>
             <w:tcW w:type="dxa" w:w="1400"/>
@@ -3569,6 +3597,9 @@
         </w:tc>
       </w:tr>
       <w:tr>
+        <w:trPr>
+          <w:cantSplit/>
+        </w:trPr>
         <w:tc>
           <w:tcPr>
             <w:tcW w:type="dxa" w:w="1400"/>
@@ -3700,6 +3731,9 @@
         <w:gridCol w:w="9360"/>
       </w:tblGrid>
       <w:tr>
+        <w:trPr>
+          <w:cantSplit/>
+        </w:trPr>
         <w:tc>
           <w:tcPr>
             <w:tcW w:type="dxa" w:w="9360"/>
@@ -3751,6 +3785,7 @@
         </w:tc>
       </w:tr>
     </w:tbl>
+    <w:p/>
     <w:sectPr>
       <w:headerReference w:type="default" r:id="rId7"/>
       <w:footerReference w:type="default" r:id="rId8"/>
@@ -3761,10 +3796,6 @@
     </w:sectPr>
   </w:body>
 </w:document>
-</file>
-
-<file path=word/comments.xml><?xml version="1.0" encoding="utf-8"?>
-<w:comments xmlns:cx="http://schemas.microsoft.com/office/drawing/2014/chartex" xmlns:cx1="http://schemas.microsoft.com/office/drawing/2015/9/8/chartex" xmlns:cx2="http://schemas.microsoft.com/office/drawing/2015/10/21/chartex" xmlns:cx3="http://schemas.microsoft.com/office/drawing/2016/5/9/chartex" xmlns:cx4="http://schemas.microsoft.com/office/drawing/2016/5/10/chartex" xmlns:cx5="http://schemas.microsoft.com/office/drawing/2016/5/11/chartex" xmlns:cx6="http://schemas.microsoft.com/office/drawing/2016/5/12/chartex" xmlns:cx7="http://schemas.microsoft.com/office/drawing/2016/5/13/chartex" xmlns:cx8="http://schemas.microsoft.com/office/drawing/2016/5/14/chartex" xmlns:mc="http://schemas.openxmlformats.org/markup-compatibility/2006" xmlns:aink="http://schemas.microsoft.com/office/drawing/2016/ink" xmlns:am3d="http://schemas.microsoft.com/office/drawing/2017/model3d" xmlns:o="urn:schemas-microsoft-com:office:office" xmlns:r="http://schemas.openxmlformats.org/officeDocument/2006/relationships" xmlns:m="http://schemas.openxmlformats.org/officeDocument/2006/math" xmlns:v="urn:schemas-microsoft-com:vml" xmlns:wp14="http://schemas.microsoft.com/office/word/2010/wordprocessingDrawing" xmlns:wp="http://schemas.openxmlformats.org/drawingml/2006/wordprocessingDrawing" xmlns:w10="urn:schemas-microsoft-com:office:word" xmlns:w="http://schemas.openxmlformats.org/wordprocessingml/2006/main" xmlns:w14="http://schemas.microsoft.com/office/word/2010/wordml" xmlns:w15="http://schemas.microsoft.com/office/word/2012/wordml" xmlns:w16cex="http://schemas.microsoft.com/office/word/2018/wordml/cex" xmlns:w16cid="http://schemas.microsoft.com/office/word/2016/wordml/cid" xmlns:w16="http://schemas.microsoft.com/office/word/2018/wordml" xmlns:w16sdtdh="http://schemas.microsoft.com/office/word/2020/wordml/sdtdatahash" xmlns:w16se="http://schemas.microsoft.com/office/word/2015/wordml/symex" xmlns:wpg="http://schemas.microsoft.com/office/word/2010/wordprocessingGroup" xmlns:wpi="http://schemas.microsoft.com/office/word/2010/wordprocessingInk" xmlns:wne="http://schemas.microsoft.com/office/word/2006/wordml" xmlns:wps="http://schemas.microsoft.com/office/word/2010/wordprocessingShape"/>
 </file>
 
 <file path=word/endnotes.xml><?xml version="1.0" encoding="utf-8"?>
@@ -4164,37 +4195,24 @@
       <w:szCs w:val="56"/>
     </w:rPr>
   </w:style>
-  <w:style w:type="paragraph" w:styleId="Heading1">
-    <w:name w:val="Heading 1"/>
-    <w:basedOn w:val="Normal"/>
-    <w:next w:val="Normal"/>
-    <w:qFormat/>
-    <w:rPr>
-      <w:color w:val="2E74B5"/>
-      <w:sz w:val="32"/>
-      <w:szCs w:val="32"/>
-    </w:rPr>
-  </w:style>
-  <w:style w:type="paragraph" w:styleId="Heading2">
-    <w:name w:val="Heading 2"/>
-    <w:basedOn w:val="Normal"/>
-    <w:next w:val="Normal"/>
-    <w:qFormat/>
-    <w:rPr>
-      <w:color w:val="2E74B5"/>
-      <w:sz w:val="26"/>
-      <w:szCs w:val="26"/>
-    </w:rPr>
-  </w:style>
   <w:style w:type="paragraph" w:styleId="Heading3">
     <w:name w:val="Heading 3"/>
     <w:basedOn w:val="Normal"/>
     <w:next w:val="Normal"/>
     <w:qFormat/>
+    <w:pPr>
+      <w:keepNext/>
+      <w:keepLines/>
+      <w:spacing w:after="100" w:before="220"/>
+      <w:outlineLvl w:val="2"/>
+    </w:pPr>
     <w:rPr>
-      <w:color w:val="1F4D78"/>
-      <w:sz w:val="24"/>
-      <w:szCs w:val="24"/>
+      <w:rFonts w:ascii="Aptos" w:cs="Aptos" w:eastAsia="Aptos" w:hAnsi="Aptos"/>
+      <w:b/>
+      <w:bCs/>
+      <w:color w:val="1B3A5C"/>
+      <w:sz w:val="26"/>
+      <w:szCs w:val="26"/>
     </w:rPr>
   </w:style>
   <w:style w:type="paragraph" w:styleId="Heading4">
@@ -4202,10 +4220,19 @@
     <w:basedOn w:val="Normal"/>
     <w:next w:val="Normal"/>
     <w:qFormat/>
+    <w:pPr>
+      <w:keepNext/>
+      <w:keepLines/>
+      <w:spacing w:after="100" w:before="220"/>
+      <w:outlineLvl w:val="3"/>
+    </w:pPr>
     <w:rPr>
-      <w:i/>
-      <w:iCs/>
-      <w:color w:val="2E74B5"/>
+      <w:rFonts w:ascii="Aptos" w:cs="Aptos" w:eastAsia="Aptos" w:hAnsi="Aptos"/>
+      <w:b/>
+      <w:bCs/>
+      <w:color w:val="1B3A5C"/>
+      <w:sz w:val="24"/>
+      <w:szCs w:val="24"/>
     </w:rPr>
   </w:style>
   <w:style w:type="paragraph" w:styleId="Heading5">
@@ -4213,8 +4240,19 @@
     <w:basedOn w:val="Normal"/>
     <w:next w:val="Normal"/>
     <w:qFormat/>
+    <w:pPr>
+      <w:keepNext/>
+      <w:keepLines/>
+      <w:spacing w:after="100" w:before="220"/>
+      <w:outlineLvl w:val="4"/>
+    </w:pPr>
     <w:rPr>
-      <w:color w:val="2E74B5"/>
+      <w:rFonts w:ascii="Aptos" w:cs="Aptos" w:eastAsia="Aptos" w:hAnsi="Aptos"/>
+      <w:b/>
+      <w:bCs/>
+      <w:color w:val="1B3A5C"/>
+      <w:sz w:val="24"/>
+      <w:szCs w:val="24"/>
     </w:rPr>
   </w:style>
   <w:style w:type="paragraph" w:styleId="Heading6">
@@ -4222,8 +4260,19 @@
     <w:basedOn w:val="Normal"/>
     <w:next w:val="Normal"/>
     <w:qFormat/>
+    <w:pPr>
+      <w:keepNext/>
+      <w:keepLines/>
+      <w:spacing w:after="100" w:before="220"/>
+      <w:outlineLvl w:val="5"/>
+    </w:pPr>
     <w:rPr>
-      <w:color w:val="1F4D78"/>
+      <w:rFonts w:ascii="Aptos" w:cs="Aptos" w:eastAsia="Aptos" w:hAnsi="Aptos"/>
+      <w:b/>
+      <w:bCs/>
+      <w:color w:val="1B3A5C"/>
+      <w:sz w:val="24"/>
+      <w:szCs w:val="24"/>
     </w:rPr>
   </w:style>
   <w:style w:type="paragraph" w:styleId="Strong">
@@ -4331,6 +4380,8 @@
     <w:next w:val="Normal"/>
     <w:qFormat/>
     <w:pPr>
+      <w:keepNext/>
+      <w:keepLines/>
       <w:spacing w:after="160" w:before="240"/>
       <w:outlineLvl w:val="0"/>
     </w:pPr>
@@ -4349,6 +4400,8 @@
     <w:next w:val="Normal"/>
     <w:qFormat/>
     <w:pPr>
+      <w:keepNext/>
+      <w:keepLines/>
       <w:spacing w:after="100" w:before="220"/>
       <w:outlineLvl w:val="1"/>
     </w:pPr>
